--- a/rap_lit_review.docx
+++ b/rap_lit_review.docx
@@ -1491,23 +1491,7 @@
           <w:rFonts w:ascii="Times New Roman" w:hAnsi="Times New Roman"/>
           <w:sz w:val="24"/>
         </w:rPr>
-        <w:t xml:space="preserve"> I thought of the disproportionate footprint of policing and incarceration on the Lawrence, the city in his otherwise overwhelmingly white district that bears the disproportionate footprint of policing and incarceration on Black and Hispanic communities in </w:t>
-      </w:r>
-      <w:proofErr w:type="gramStart"/>
-      <w:r>
-        <w:rPr>
-          <w:rFonts w:ascii="Times New Roman" w:hAnsi="Times New Roman"/>
-          <w:sz w:val="24"/>
-        </w:rPr>
-        <w:t>Massachusetts, and</w:t>
-      </w:r>
-      <w:proofErr w:type="gramEnd"/>
-      <w:r>
-        <w:rPr>
-          <w:rFonts w:ascii="Times New Roman" w:hAnsi="Times New Roman"/>
-          <w:sz w:val="24"/>
-        </w:rPr>
-        <w:t xml:space="preserve"> has the district’s only correctional institution. My ensuing question is </w:t>
+        <w:t xml:space="preserve"> I thought of the disproportionate footprint of policing and incarceration on the Lawrence, the city in his otherwise overwhelmingly white district that bears the disproportionate footprint of policing and incarceration on Black and Hispanic communities in Massachusetts, and has the district’s only correctional institution. My ensuing question is </w:t>
       </w:r>
       <w:r>
         <w:rPr>

--- a/rap_lit_review.docx
+++ b/rap_lit_review.docx
@@ -1707,23 +1707,7 @@
           <w:rFonts w:ascii="Times New Roman" w:hAnsi="Times New Roman"/>
           <w:sz w:val="24"/>
         </w:rPr>
-        <w:t xml:space="preserve"> to </w:t>
-      </w:r>
-      <w:proofErr w:type="spellStart"/>
-      <w:r>
-        <w:rPr>
-          <w:rFonts w:ascii="Times New Roman" w:hAnsi="Times New Roman"/>
-          <w:sz w:val="24"/>
-        </w:rPr>
-        <w:t>Fenno</w:t>
-      </w:r>
-      <w:proofErr w:type="spellEnd"/>
-      <w:r>
-        <w:rPr>
-          <w:rFonts w:ascii="Times New Roman" w:hAnsi="Times New Roman"/>
-          <w:sz w:val="24"/>
-        </w:rPr>
-        <w:t>,</w:t>
+        <w:t xml:space="preserve"> to Fenno,</w:t>
       </w:r>
       <w:r>
         <w:rPr>
@@ -6278,23 +6262,7 @@
           <w:rFonts w:ascii="Times New Roman" w:hAnsi="Times New Roman"/>
           <w:sz w:val="24"/>
         </w:rPr>
-        <w:t xml:space="preserve">disproportionately affect both racial minorities and economically marginalized communities (Hajnal, </w:t>
-      </w:r>
-      <w:proofErr w:type="spellStart"/>
-      <w:r>
-        <w:rPr>
-          <w:rFonts w:ascii="Times New Roman" w:hAnsi="Times New Roman"/>
-          <w:sz w:val="24"/>
-        </w:rPr>
-        <w:t>Lajevardi</w:t>
-      </w:r>
-      <w:proofErr w:type="spellEnd"/>
-      <w:r>
-        <w:rPr>
-          <w:rFonts w:ascii="Times New Roman" w:hAnsi="Times New Roman"/>
-          <w:sz w:val="24"/>
-        </w:rPr>
-        <w:t>, and Nielson 2017)</w:t>
+        <w:t>disproportionately affect both racial minorities and economically marginalized communities (Hajnal, Lajevardi, and Nielson 2017)</w:t>
       </w:r>
       <w:r>
         <w:rPr>
